--- a/lessons/2-9-catchup/homework.docx
+++ b/lessons/2-9-catchup/homework.docx
@@ -12,7 +12,7 @@
           <w:b/>
           <w:bCs/>
         </w:rPr>
-        <w:t xml:space="preserve">8.1–8.3 Catch-Up — Homework</w:t>
+        <w:t xml:space="preserve">2.1 · 2.3 · 2.9 Catch-Up — Homework</w:t>
       </w:r>
     </w:p>
     <w:p>
@@ -80,7 +80,7 @@
         <w:spacing w:after="60" w:before="0"/>
       </w:pPr>
       <w:r>
-        <w:t xml:space="preserve">Content: I can show I am caught up on Lessons 8.1–8.3 by using each lesson's big idea in mixed practice.</w:t>
+        <w:t xml:space="preserve">Content: I can show I am caught up on Lessons 2.1 · 2.3 · 2.9 by using each lesson's big idea in mixed practice.</w:t>
       </w:r>
     </w:p>
     <w:p>
@@ -88,7 +88,7 @@
         <w:spacing w:after="60" w:before="0"/>
       </w:pPr>
       <w:r>
-        <w:t xml:space="preserve">Language: I can explain which lesson's big idea I used and how, using key vocabulary from Lessons 8.1–8.3.</w:t>
+        <w:t xml:space="preserve">Language: I can explain which lesson's big idea I used and how, using key vocabulary from Lessons 2.1 · 2.3 · 2.9.</w:t>
       </w:r>
     </w:p>
     <w:p>
@@ -287,10 +287,73 @@
           <w:b/>
           <w:bCs/>
         </w:rPr>
-        <w:t xml:space="preserve">Mean, Median, and Mode (Media, mediana y moda)</w:t>
-      </w:r>
-      <w:r>
-        <w:t xml:space="preserve"> — Measures that describe a data set's center: average, middle value, and most frequent value.</w:t>
+        <w:t xml:space="preserve">Non-statistical Question (Pregunta no estadística)</w:t>
+      </w:r>
+      <w:r>
+        <w:t xml:space="preserve"> — A question that has just one fixed answer that is the same no matter who you ask, so there is no data to collect.</w:t>
+      </w:r>
+    </w:p>
+    <w:p>
+      <w:pPr>
+        <w:keepNext/>
+        <w:spacing w:after="20" w:before="80"/>
+        <w:jc w:val="center"/>
+      </w:pPr>
+      <w:r>
+        <w:drawing>
+          <wp:inline distT="0" distB="0" distL="0" distR="0">
+            <wp:extent cx="1047750" cy="790575"/>
+            <wp:effectExtent t="0" r="0" b="0" l="0"/>
+            <wp:docPr id="1" name="" descr="" title=""/>
+            <wp:cNvGraphicFramePr>
+              <a:graphicFrameLocks xmlns:a="http://schemas.openxmlformats.org/drawingml/2006/main" noChangeAspect="1"/>
+            </wp:cNvGraphicFramePr>
+            <a:graphic xmlns:a="http://schemas.openxmlformats.org/drawingml/2006/main">
+              <a:graphicData uri="http://schemas.openxmlformats.org/drawingml/2006/picture">
+                <pic:pic xmlns:pic="http://schemas.openxmlformats.org/drawingml/2006/picture">
+                  <pic:nvPicPr>
+                    <pic:cNvPr id="0" name="" descr=""/>
+                    <pic:cNvPicPr>
+                      <a:picLocks noChangeAspect="1" noChangeArrowheads="1"/>
+                    </pic:cNvPicPr>
+                  </pic:nvPicPr>
+                  <pic:blipFill>
+                    <a:blip r:embed="rId8" cstate="none"/>
+                    <a:srcRect/>
+                    <a:stretch>
+                      <a:fillRect/>
+                    </a:stretch>
+                  </pic:blipFill>
+                  <pic:spPr bwMode="auto">
+                    <a:xfrm>
+                      <a:off x="0" y="0"/>
+                      <a:ext cx="1047750" cy="790575"/>
+                    </a:xfrm>
+                    <a:prstGeom prst="rect">
+                      <a:avLst/>
+                    </a:prstGeom>
+                  </pic:spPr>
+                </pic:pic>
+              </a:graphicData>
+            </a:graphic>
+          </wp:inline>
+        </w:drawing>
+      </w:r>
+    </w:p>
+    <w:p>
+      <w:pPr>
+        <w:keepNext/>
+        <w:spacing w:after="120"/>
+      </w:pPr>
+      <w:r>
+        <w:rPr>
+          <w:b/>
+          <w:bCs/>
+        </w:rPr>
+        <w:t xml:space="preserve">Data (Datos)</w:t>
+      </w:r>
+      <w:r>
+        <w:t xml:space="preserve"> — Facts and numbers you collect, like answers to a survey.</w:t>
       </w:r>
     </w:p>
     <w:p>
@@ -350,10 +413,73 @@
           <w:b/>
           <w:bCs/>
         </w:rPr>
-        <w:t xml:space="preserve">Mean (Media)</w:t>
-      </w:r>
-      <w:r>
-        <w:t xml:space="preserve"> — The average. Add all the numbers, then divide by how many there are.</w:t>
+        <w:t xml:space="preserve">Variability (Variabilidad)</w:t>
+      </w:r>
+      <w:r>
+        <w:t xml:space="preserve"> — How spread out the numbers are.</w:t>
+      </w:r>
+    </w:p>
+    <w:p>
+      <w:pPr>
+        <w:keepNext/>
+        <w:spacing w:after="20" w:before="80"/>
+        <w:jc w:val="center"/>
+      </w:pPr>
+      <w:r>
+        <w:drawing>
+          <wp:inline distT="0" distB="0" distL="0" distR="0">
+            <wp:extent cx="1047750" cy="790575"/>
+            <wp:effectExtent t="0" r="0" b="0" l="0"/>
+            <wp:docPr id="1" name="" descr="" title=""/>
+            <wp:cNvGraphicFramePr>
+              <a:graphicFrameLocks xmlns:a="http://schemas.openxmlformats.org/drawingml/2006/main" noChangeAspect="1"/>
+            </wp:cNvGraphicFramePr>
+            <a:graphic xmlns:a="http://schemas.openxmlformats.org/drawingml/2006/main">
+              <a:graphicData uri="http://schemas.openxmlformats.org/drawingml/2006/picture">
+                <pic:pic xmlns:pic="http://schemas.openxmlformats.org/drawingml/2006/picture">
+                  <pic:nvPicPr>
+                    <pic:cNvPr id="0" name="" descr=""/>
+                    <pic:cNvPicPr>
+                      <a:picLocks noChangeAspect="1" noChangeArrowheads="1"/>
+                    </pic:cNvPicPr>
+                  </pic:nvPicPr>
+                  <pic:blipFill>
+                    <a:blip r:embed="rId8" cstate="none"/>
+                    <a:srcRect/>
+                    <a:stretch>
+                      <a:fillRect/>
+                    </a:stretch>
+                  </pic:blipFill>
+                  <pic:spPr bwMode="auto">
+                    <a:xfrm>
+                      <a:off x="0" y="0"/>
+                      <a:ext cx="1047750" cy="790575"/>
+                    </a:xfrm>
+                    <a:prstGeom prst="rect">
+                      <a:avLst/>
+                    </a:prstGeom>
+                  </pic:spPr>
+                </pic:pic>
+              </a:graphicData>
+            </a:graphic>
+          </wp:inline>
+        </w:drawing>
+      </w:r>
+    </w:p>
+    <w:p>
+      <w:pPr>
+        <w:keepNext/>
+        <w:spacing w:after="120"/>
+      </w:pPr>
+      <w:r>
+        <w:rPr>
+          <w:b/>
+          <w:bCs/>
+        </w:rPr>
+        <w:t xml:space="preserve">Survey (Encuesta)</w:t>
+      </w:r>
+      <w:r>
+        <w:t xml:space="preserve"> — Collecting facts by asking people questions.</w:t>
       </w:r>
     </w:p>
     <w:p>
@@ -413,73 +539,10 @@
           <w:b/>
           <w:bCs/>
         </w:rPr>
-        <w:t xml:space="preserve">Mean Absolute Deviation (Desviación media absoluta)</w:t>
-      </w:r>
-      <w:r>
-        <w:t xml:space="preserve"> — The average distance of data values from the mean; it describes spread.</w:t>
-      </w:r>
-    </w:p>
-    <w:p>
-      <w:pPr>
-        <w:keepNext/>
-        <w:spacing w:after="20" w:before="80"/>
-        <w:jc w:val="center"/>
-      </w:pPr>
-      <w:r>
-        <w:drawing>
-          <wp:inline distT="0" distB="0" distL="0" distR="0">
-            <wp:extent cx="1047750" cy="790575"/>
-            <wp:effectExtent t="0" r="0" b="0" l="0"/>
-            <wp:docPr id="1" name="" descr="" title=""/>
-            <wp:cNvGraphicFramePr>
-              <a:graphicFrameLocks xmlns:a="http://schemas.openxmlformats.org/drawingml/2006/main" noChangeAspect="1"/>
-            </wp:cNvGraphicFramePr>
-            <a:graphic xmlns:a="http://schemas.openxmlformats.org/drawingml/2006/main">
-              <a:graphicData uri="http://schemas.openxmlformats.org/drawingml/2006/picture">
-                <pic:pic xmlns:pic="http://schemas.openxmlformats.org/drawingml/2006/picture">
-                  <pic:nvPicPr>
-                    <pic:cNvPr id="0" name="" descr=""/>
-                    <pic:cNvPicPr>
-                      <a:picLocks noChangeAspect="1" noChangeArrowheads="1"/>
-                    </pic:cNvPicPr>
-                  </pic:nvPicPr>
-                  <pic:blipFill>
-                    <a:blip r:embed="rId10" cstate="none"/>
-                    <a:srcRect/>
-                    <a:stretch>
-                      <a:fillRect/>
-                    </a:stretch>
-                  </pic:blipFill>
-                  <pic:spPr bwMode="auto">
-                    <a:xfrm>
-                      <a:off x="0" y="0"/>
-                      <a:ext cx="1047750" cy="790575"/>
-                    </a:xfrm>
-                    <a:prstGeom prst="rect">
-                      <a:avLst/>
-                    </a:prstGeom>
-                  </pic:spPr>
-                </pic:pic>
-              </a:graphicData>
-            </a:graphic>
-          </wp:inline>
-        </w:drawing>
-      </w:r>
-    </w:p>
-    <w:p>
-      <w:pPr>
-        <w:keepNext/>
-        <w:spacing w:after="120"/>
-      </w:pPr>
-      <w:r>
-        <w:rPr>
-          <w:b/>
-          <w:bCs/>
-        </w:rPr>
-        <w:t xml:space="preserve">Deviation (Desviación)</w:t>
-      </w:r>
-      <w:r>
-        <w:t xml:space="preserve"> — How far a number is from the mean.</w:t>
+        <w:t xml:space="preserve">Data distribution (Distribución de datos)</w:t>
+      </w:r>
+      <w:r>
+        <w:t xml:space="preserve"> — How the data looks: where it sits and how spread out it is.</w:t>
       </w:r>
     </w:p>
     <w:p>
@@ -539,10 +602,10 @@
           <w:b/>
           <w:bCs/>
         </w:rPr>
-        <w:t xml:space="preserve">Non-statistical Question (Pregunta no estadística)</w:t>
-      </w:r>
-      <w:r>
-        <w:t xml:space="preserve"> — A question that has just one fixed answer that is the same no matter who you ask, so there is no data to collect.</w:t>
+        <w:t xml:space="preserve">Describe the Data Using the Median (Describir los datos con la mediana)</w:t>
+      </w:r>
+      <w:r>
+        <w:t xml:space="preserve"> — Using the middle value of the ordered data to say what is typical for the whole set.</w:t>
       </w:r>
     </w:p>
     <w:p>
@@ -602,6 +665,258 @@
           <w:b/>
           <w:bCs/>
         </w:rPr>
+        <w:t xml:space="preserve">Mean Absolute Deviation (Desviación media absoluta)</w:t>
+      </w:r>
+      <w:r>
+        <w:t xml:space="preserve"> — The average distance of data values from the mean; it describes spread.</w:t>
+      </w:r>
+    </w:p>
+    <w:p>
+      <w:pPr>
+        <w:keepNext/>
+        <w:spacing w:after="20" w:before="80"/>
+        <w:jc w:val="center"/>
+      </w:pPr>
+      <w:r>
+        <w:drawing>
+          <wp:inline distT="0" distB="0" distL="0" distR="0">
+            <wp:extent cx="1047750" cy="790575"/>
+            <wp:effectExtent t="0" r="0" b="0" l="0"/>
+            <wp:docPr id="1" name="" descr="" title=""/>
+            <wp:cNvGraphicFramePr>
+              <a:graphicFrameLocks xmlns:a="http://schemas.openxmlformats.org/drawingml/2006/main" noChangeAspect="1"/>
+            </wp:cNvGraphicFramePr>
+            <a:graphic xmlns:a="http://schemas.openxmlformats.org/drawingml/2006/main">
+              <a:graphicData uri="http://schemas.openxmlformats.org/drawingml/2006/picture">
+                <pic:pic xmlns:pic="http://schemas.openxmlformats.org/drawingml/2006/picture">
+                  <pic:nvPicPr>
+                    <pic:cNvPr id="0" name="" descr=""/>
+                    <pic:cNvPicPr>
+                      <a:picLocks noChangeAspect="1" noChangeArrowheads="1"/>
+                    </pic:cNvPicPr>
+                  </pic:nvPicPr>
+                  <pic:blipFill>
+                    <a:blip r:embed="rId7" cstate="none"/>
+                    <a:srcRect/>
+                    <a:stretch>
+                      <a:fillRect/>
+                    </a:stretch>
+                  </pic:blipFill>
+                  <pic:spPr bwMode="auto">
+                    <a:xfrm>
+                      <a:off x="0" y="0"/>
+                      <a:ext cx="1047750" cy="790575"/>
+                    </a:xfrm>
+                    <a:prstGeom prst="rect">
+                      <a:avLst/>
+                    </a:prstGeom>
+                  </pic:spPr>
+                </pic:pic>
+              </a:graphicData>
+            </a:graphic>
+          </wp:inline>
+        </w:drawing>
+      </w:r>
+    </w:p>
+    <w:p>
+      <w:pPr>
+        <w:keepNext/>
+        <w:spacing w:after="120"/>
+      </w:pPr>
+      <w:r>
+        <w:rPr>
+          <w:b/>
+          <w:bCs/>
+        </w:rPr>
+        <w:t xml:space="preserve">Mean, Median, and Mode (Media, mediana y moda)</w:t>
+      </w:r>
+      <w:r>
+        <w:t xml:space="preserve"> — Measures that describe a data set's center: average, middle value, and most frequent value.</w:t>
+      </w:r>
+    </w:p>
+    <w:p>
+      <w:pPr>
+        <w:keepNext/>
+        <w:spacing w:after="20" w:before="80"/>
+        <w:jc w:val="center"/>
+      </w:pPr>
+      <w:r>
+        <w:drawing>
+          <wp:inline distT="0" distB="0" distL="0" distR="0">
+            <wp:extent cx="1047750" cy="790575"/>
+            <wp:effectExtent t="0" r="0" b="0" l="0"/>
+            <wp:docPr id="1" name="" descr="" title=""/>
+            <wp:cNvGraphicFramePr>
+              <a:graphicFrameLocks xmlns:a="http://schemas.openxmlformats.org/drawingml/2006/main" noChangeAspect="1"/>
+            </wp:cNvGraphicFramePr>
+            <a:graphic xmlns:a="http://schemas.openxmlformats.org/drawingml/2006/main">
+              <a:graphicData uri="http://schemas.openxmlformats.org/drawingml/2006/picture">
+                <pic:pic xmlns:pic="http://schemas.openxmlformats.org/drawingml/2006/picture">
+                  <pic:nvPicPr>
+                    <pic:cNvPr id="0" name="" descr=""/>
+                    <pic:cNvPicPr>
+                      <a:picLocks noChangeAspect="1" noChangeArrowheads="1"/>
+                    </pic:cNvPicPr>
+                  </pic:nvPicPr>
+                  <pic:blipFill>
+                    <a:blip r:embed="rId12" cstate="none"/>
+                    <a:srcRect/>
+                    <a:stretch>
+                      <a:fillRect/>
+                    </a:stretch>
+                  </pic:blipFill>
+                  <pic:spPr bwMode="auto">
+                    <a:xfrm>
+                      <a:off x="0" y="0"/>
+                      <a:ext cx="1047750" cy="790575"/>
+                    </a:xfrm>
+                    <a:prstGeom prst="rect">
+                      <a:avLst/>
+                    </a:prstGeom>
+                  </pic:spPr>
+                </pic:pic>
+              </a:graphicData>
+            </a:graphic>
+          </wp:inline>
+        </w:drawing>
+      </w:r>
+    </w:p>
+    <w:p>
+      <w:pPr>
+        <w:keepNext/>
+        <w:spacing w:after="120"/>
+      </w:pPr>
+      <w:r>
+        <w:rPr>
+          <w:b/>
+          <w:bCs/>
+        </w:rPr>
+        <w:t xml:space="preserve">Mean (Media)</w:t>
+      </w:r>
+      <w:r>
+        <w:t xml:space="preserve"> — The average. Add all the numbers, then divide by how many there are.</w:t>
+      </w:r>
+    </w:p>
+    <w:p>
+      <w:pPr>
+        <w:keepNext/>
+        <w:spacing w:after="20" w:before="80"/>
+        <w:jc w:val="center"/>
+      </w:pPr>
+      <w:r>
+        <w:drawing>
+          <wp:inline distT="0" distB="0" distL="0" distR="0">
+            <wp:extent cx="1047750" cy="790575"/>
+            <wp:effectExtent t="0" r="0" b="0" l="0"/>
+            <wp:docPr id="1" name="" descr="" title=""/>
+            <wp:cNvGraphicFramePr>
+              <a:graphicFrameLocks xmlns:a="http://schemas.openxmlformats.org/drawingml/2006/main" noChangeAspect="1"/>
+            </wp:cNvGraphicFramePr>
+            <a:graphic xmlns:a="http://schemas.openxmlformats.org/drawingml/2006/main">
+              <a:graphicData uri="http://schemas.openxmlformats.org/drawingml/2006/picture">
+                <pic:pic xmlns:pic="http://schemas.openxmlformats.org/drawingml/2006/picture">
+                  <pic:nvPicPr>
+                    <pic:cNvPr id="0" name="" descr=""/>
+                    <pic:cNvPicPr>
+                      <a:picLocks noChangeAspect="1" noChangeArrowheads="1"/>
+                    </pic:cNvPicPr>
+                  </pic:nvPicPr>
+                  <pic:blipFill>
+                    <a:blip r:embed="rId11" cstate="none"/>
+                    <a:srcRect/>
+                    <a:stretch>
+                      <a:fillRect/>
+                    </a:stretch>
+                  </pic:blipFill>
+                  <pic:spPr bwMode="auto">
+                    <a:xfrm>
+                      <a:off x="0" y="0"/>
+                      <a:ext cx="1047750" cy="790575"/>
+                    </a:xfrm>
+                    <a:prstGeom prst="rect">
+                      <a:avLst/>
+                    </a:prstGeom>
+                  </pic:spPr>
+                </pic:pic>
+              </a:graphicData>
+            </a:graphic>
+          </wp:inline>
+        </w:drawing>
+      </w:r>
+    </w:p>
+    <w:p>
+      <w:pPr>
+        <w:keepNext/>
+        <w:spacing w:after="120"/>
+      </w:pPr>
+      <w:r>
+        <w:rPr>
+          <w:b/>
+          <w:bCs/>
+        </w:rPr>
+        <w:t xml:space="preserve">Deviation (Desviación)</w:t>
+      </w:r>
+      <w:r>
+        <w:t xml:space="preserve"> — How far a number is from the mean.</w:t>
+      </w:r>
+    </w:p>
+    <w:p>
+      <w:pPr>
+        <w:keepNext/>
+        <w:spacing w:after="20" w:before="80"/>
+        <w:jc w:val="center"/>
+      </w:pPr>
+      <w:r>
+        <w:drawing>
+          <wp:inline distT="0" distB="0" distL="0" distR="0">
+            <wp:extent cx="1047750" cy="790575"/>
+            <wp:effectExtent t="0" r="0" b="0" l="0"/>
+            <wp:docPr id="1" name="" descr="" title=""/>
+            <wp:cNvGraphicFramePr>
+              <a:graphicFrameLocks xmlns:a="http://schemas.openxmlformats.org/drawingml/2006/main" noChangeAspect="1"/>
+            </wp:cNvGraphicFramePr>
+            <a:graphic xmlns:a="http://schemas.openxmlformats.org/drawingml/2006/main">
+              <a:graphicData uri="http://schemas.openxmlformats.org/drawingml/2006/picture">
+                <pic:pic xmlns:pic="http://schemas.openxmlformats.org/drawingml/2006/picture">
+                  <pic:nvPicPr>
+                    <pic:cNvPr id="0" name="" descr=""/>
+                    <pic:cNvPicPr>
+                      <a:picLocks noChangeAspect="1" noChangeArrowheads="1"/>
+                    </pic:cNvPicPr>
+                  </pic:nvPicPr>
+                  <pic:blipFill>
+                    <a:blip r:embed="rId13" cstate="none"/>
+                    <a:srcRect/>
+                    <a:stretch>
+                      <a:fillRect/>
+                    </a:stretch>
+                  </pic:blipFill>
+                  <pic:spPr bwMode="auto">
+                    <a:xfrm>
+                      <a:off x="0" y="0"/>
+                      <a:ext cx="1047750" cy="790575"/>
+                    </a:xfrm>
+                    <a:prstGeom prst="rect">
+                      <a:avLst/>
+                    </a:prstGeom>
+                  </pic:spPr>
+                </pic:pic>
+              </a:graphicData>
+            </a:graphic>
+          </wp:inline>
+        </w:drawing>
+      </w:r>
+    </w:p>
+    <w:p>
+      <w:pPr>
+        <w:keepNext/>
+        <w:spacing w:after="120"/>
+      </w:pPr>
+      <w:r>
+        <w:rPr>
+          <w:b/>
+          <w:bCs/>
+        </w:rPr>
         <w:t xml:space="preserve">Median (Mediana)</w:t>
       </w:r>
       <w:r>
@@ -642,7 +957,7 @@
           <w:b/>
           <w:bCs/>
         </w:rPr>
-        <w:t xml:space="preserve">1. (Lesson 8.1) Which of the following is a statistical question?</w:t>
+        <w:t xml:space="preserve">1. (Lesson 2.1) Which of the following is a statistical question?</w:t>
       </w:r>
     </w:p>
     <w:p>
@@ -697,7 +1012,7 @@
           <w:b/>
           <w:bCs/>
         </w:rPr>
-        <w:t xml:space="preserve">2. (Lesson 8.1) Which question is NOT a statistical question?</w:t>
+        <w:t xml:space="preserve">2. (Lesson 2.1) Which question is NOT a statistical question?</w:t>
       </w:r>
     </w:p>
     <w:p>
@@ -752,7 +1067,7 @@
           <w:b/>
           <w:bCs/>
         </w:rPr>
-        <w:t xml:space="preserve">3. (Lesson 8.1) A coach asks: "How many hours does each athlete on the track team sleep the night before a meet?" Why is this a statistical question?</w:t>
+        <w:t xml:space="preserve">3. (Lesson 2.1) A coach asks: "How many hours does each athlete on the track team sleep the night before a meet?" Why is this a statistical question?</w:t>
       </w:r>
     </w:p>
     <w:p>
@@ -807,7 +1122,7 @@
           <w:b/>
           <w:bCs/>
         </w:rPr>
-        <w:t xml:space="preserve">4. (Lesson 8.1) Spot the Common Mistake</w:t>
+        <w:t xml:space="preserve">4. (Lesson 2.1) Spot the Common Mistake</w:t>
       </w:r>
     </w:p>
     <w:p>
@@ -888,7 +1203,7 @@
           <w:b/>
           <w:bCs/>
         </w:rPr>
-        <w:t xml:space="preserve">5. (Lesson 8.2) Data set: 4, 6, 6, 8, 10, 12. What is the median?</w:t>
+        <w:t xml:space="preserve">5. (Lesson 2.3) Data set: 4, 6, 6, 8, 10, 12. What is the median?</w:t>
       </w:r>
     </w:p>
     <w:p>
@@ -943,7 +1258,7 @@
           <w:b/>
           <w:bCs/>
         </w:rPr>
-        <w:t xml:space="preserve">6. (Lesson 8.2) The Even-Count Median Mistake</w:t>
+        <w:t xml:space="preserve">6. (Lesson 2.3) The Even-Count Median Mistake</w:t>
       </w:r>
     </w:p>
     <w:p>
@@ -1032,7 +1347,7 @@
           <w:b/>
           <w:bCs/>
         </w:rPr>
-        <w:t xml:space="preserve">7. (Lesson 8.3) Two runners have the same average time of 60 seconds. Runner A's MAD is 1.2 seconds. Runner B's MAD is 5.8 seconds. Which runner is the coach more likely to pick for a relay race that needs a reliable time?</w:t>
+        <w:t xml:space="preserve">7. (Lesson 2.9) Two runners have the same average time of 60 seconds. Runner A's MAD is 1.2 seconds. Runner B's MAD is 5.8 seconds. Which runner is the coach more likely to pick for a relay race that needs a reliable time?</w:t>
       </w:r>
     </w:p>
     <w:p>
@@ -1087,7 +1402,7 @@
           <w:b/>
           <w:bCs/>
         </w:rPr>
-        <w:t xml:space="preserve">8. (Lesson 8.3) Spot the Common Mistake</w:t>
+        <w:t xml:space="preserve">8. (Lesson 2.9) Spot the Common Mistake</w:t>
       </w:r>
     </w:p>
     <w:p>
@@ -1168,7 +1483,7 @@
           <w:b/>
           <w:bCs/>
         </w:rPr>
-        <w:t xml:space="preserve">9. (Lesson 8.1) The team analyst writes four questions for the scouting report. Which one is a statistical question?</w:t>
+        <w:t xml:space="preserve">9. (Lesson 2.1) The team analyst writes four questions for the scouting report. Which one is a statistical question?</w:t>
       </w:r>
     </w:p>
     <w:p>
@@ -1223,7 +1538,7 @@
           <w:b/>
           <w:bCs/>
         </w:rPr>
-        <w:t xml:space="preserve">10. (Lesson 8.2) A player scored 4, 8, 6, 10, and 2 points across five quarters. What is the MEAN number of points?</w:t>
+        <w:t xml:space="preserve">10. (Lesson 2.3) A player scored 4, 8, 6, 10, and 2 points across five quarters. What is the MEAN number of points?</w:t>
       </w:r>
     </w:p>
     <w:p>
@@ -1392,7 +1707,7 @@
           <w:b/>
           <w:bCs/>
         </w:rPr>
-        <w:t xml:space="preserve">4. (Lesson 8.1) Spot the Common Mistake</w:t>
+        <w:t xml:space="preserve">4. (Lesson 2.1) Spot the Common Mistake</w:t>
       </w:r>
     </w:p>
     <w:p>
@@ -1460,7 +1775,7 @@
           <w:b/>
           <w:bCs/>
         </w:rPr>
-        <w:t xml:space="preserve">6. (Lesson 8.2) The Even-Count Median Mistake</w:t>
+        <w:t xml:space="preserve">6. (Lesson 2.3) The Even-Count Median Mistake</w:t>
       </w:r>
     </w:p>
     <w:p>
@@ -1528,7 +1843,7 @@
           <w:b/>
           <w:bCs/>
         </w:rPr>
-        <w:t xml:space="preserve">8. (Lesson 8.3) Spot the Common Mistake</w:t>
+        <w:t xml:space="preserve">8. (Lesson 2.9) Spot the Common Mistake</w:t>
       </w:r>
     </w:p>
     <w:p>
